--- a/hoso-sang-kien/docx/05-De-cuong-chi-tiet-sang-kien.docx
+++ b/hoso-sang-kien/docx/05-De-cuong-chi-tiet-sang-kien.docx
@@ -140,7 +140,7 @@
                 <w:i w:val="0"/>
                 <w:sz w:val="28"/>
               </w:rPr>
-              <w:t>BỘ CÔNG CỤ BẢO ĐẢM AN TOÀN THÔNG TIN VÀ QUYỀN RIÊNG TƯ DỮ LIỆU TRÊN THIẾT BỊ DI ĐỘNG (SECUREVAULT MOBILE)</w:t>
+              <w:t>BỘ CÔNG CỤ BẢO ĐẢM AN TOÀN THÔNG TIN VÀ QUYỀN RIÊNG TƯ DỮ LIỆU ĐA NỀN TẢNG (SECUREVAULT)</w:t>
             </w:r>
           </w:p>
           <w:p>
@@ -386,7 +386,7 @@
           <w:i w:val="0"/>
           <w:sz w:val="26"/>
         </w:rPr>
-        <w:t>Bộ công cụ bảo đảm an toàn thông tin và quyền riêng tư dữ liệu trên thiết bị di động (SecureVault Mobile)</w:t>
+        <w:t>Bộ công cụ bảo đảm an toàn thông tin và quyền riêng tư dữ liệu đa nền tảng (SecureVault)</w:t>
       </w:r>
     </w:p>
     <w:p>
@@ -420,6 +420,47 @@
           <w:sz w:val="26"/>
         </w:rPr>
         <w:t>Tài liệu này là phần trình bày đầy đủ của sáng kiến, đi kèm bản Thuyết minh. Bản Thuyết minh được giới hạn dưới 20 trang để hội đồng nắm nhanh sáng kiến là gì, mới ở đâu và có giá trị gì; vì vậy phần lập luận thiết kế, các phương án đã cân nhắc, cấu trúc dữ liệu, mô tả từng chức năng và toàn bộ bằng chứng kiểm chứng được đưa về đây.</w:t>
+      </w:r>
+    </w:p>
+    <w:p>
+      <w:pPr>
+        <w:ind w:firstLine="454"/>
+      </w:pPr>
+      <w:r>
+        <w:rPr>
+          <w:rFonts w:ascii="Times New Roman" w:hAnsi="Times New Roman" w:eastAsia="Times New Roman"/>
+          <w:b w:val="0"/>
+          <w:i/>
+          <w:sz w:val="26"/>
+        </w:rPr>
+        <w:t>Một lưu ý về tên gọi.</w:t>
+      </w:r>
+      <w:r>
+        <w:rPr>
+          <w:rFonts w:ascii="Times New Roman" w:hAnsi="Times New Roman" w:eastAsia="Times New Roman"/>
+          <w:b w:val="0"/>
+          <w:i w:val="0"/>
+          <w:sz w:val="26"/>
+        </w:rPr>
+        <w:t xml:space="preserve"> Tên sáng kiến nói “đa nền tảng” vì sản phẩm dùng chung một lõi nghiệp vụ và một định dạng dữ liệu cho cả bản trên máy tính lẫn bản trên thiết bị di động. Điều đó không làm đổi trọng tâm: </w:t>
+      </w:r>
+      <w:r>
+        <w:rPr>
+          <w:rFonts w:ascii="Times New Roman" w:hAnsi="Times New Roman" w:eastAsia="Times New Roman"/>
+          <w:b w:val="0"/>
+          <w:i/>
+          <w:sz w:val="26"/>
+        </w:rPr>
+        <w:t>bản di động vẫn là nơi bài toán kỹ thuật phát sinh và được giải quyết</w:t>
+      </w:r>
+      <w:r>
+        <w:rPr>
+          <w:rFonts w:ascii="Times New Roman" w:hAnsi="Times New Roman" w:eastAsia="Times New Roman"/>
+          <w:b w:val="0"/>
+          <w:i w:val="0"/>
+          <w:sz w:val="26"/>
+        </w:rPr>
+        <w:t>, còn bản máy tính giữ vai trò đối chứng và mở rộng phạm vi sử dụng. Mục 2.4 và 5.5 trình bày rõ ranh giới giữa hai vai trò đó cùng bằng chứng kèm theo.</w:t>
       </w:r>
     </w:p>
     <w:p>
@@ -1504,7 +1545,7 @@
                 <w:i w:val="0"/>
                 <w:sz w:val="24"/>
               </w:rPr>
-              <w:t>SecureVault Mobile</w:t>
+              <w:t>SecureVault</w:t>
             </w:r>
           </w:p>
         </w:tc>
@@ -2593,7 +2634,7 @@
           <w:color w:val="4B5768"/>
           <w:sz w:val="22"/>
         </w:rPr>
-        <w:t>Cột SecureVault Mobile chỉ đối chiếu với chức năng đã hiện thực và kiểm chứng; cách kiểm chứng từng dòng trình bày ở Phần V.</w:t>
+        <w:t>Cột SecureVault chỉ đối chiếu với chức năng đã hiện thực và kiểm chứng; cách kiểm chứng từng dòng trình bày ở Phần V.</w:t>
       </w:r>
     </w:p>
     <w:p>
@@ -4409,7 +4450,7 @@
           <w:color w:val="4B5768"/>
           <w:sz w:val="23"/>
         </w:rPr>
-        <w:t>Hình 2. Kiến trúc phân lớp của SecureVault Mobile</w:t>
+        <w:t>Hình 2. Kiến trúc phân lớp của SecureVault</w:t>
       </w:r>
     </w:p>
     <w:p>

--- a/hoso-sang-kien/docx/05-De-cuong-chi-tiet-sang-kien.docx
+++ b/hoso-sang-kien/docx/05-De-cuong-chi-tiet-sang-kien.docx
@@ -26713,7 +26713,6 @@
           </w:p>
           <w:p/>
           <w:p/>
-          <w:p/>
         </w:tc>
         <w:tc>
           <w:tcPr>
@@ -26750,7 +26749,6 @@
               <w:t>Thượng uý Trần Thị Tới</w:t>
             </w:r>
           </w:p>
-          <w:p/>
           <w:p/>
           <w:p/>
         </w:tc>
